--- a/ТЗ/Техническое задание WMS.docx
+++ b/ТЗ/Техническое задание WMS.docx
@@ -127,7 +127,7 @@
           <w:color w:val="14181C"/>
           <w:sz w:val="21"/>
         </w:rPr>
-        <w:t>24.07.2026</w:t>
+        <w:t>03.08.2026</w:t>
       </w:r>
     </w:p>
     <w:p>
